--- a/docs/09_طرح_طراحی_ظاهری.docx
+++ b/docs/09_طرح_طراحی_ظاهری.docx
@@ -930,7 +930,7 @@
         <w:rPr>
           <w:b w:val="0"/>
         </w:rPr>
-        <w:t>حالت تاریک با کلید «حالت تاریک» (نسخه‌ی ۶.۳.۰، با خورشید و ماه) فعال می‌شود و همان نام‌های پالت روشن را دارد.</w:t>
+        <w:t>حالت تاریک با کلید «حالت تاریک» (نسخه‌ی ۶.۴.۰، با خورشید و ماه) فعال می‌شود و همان نام‌های پالت روشن را دارد.</w:t>
       </w:r>
     </w:p>
     <w:tbl>
@@ -3196,6 +3196,24 @@
     </w:p>
     <w:p>
       <w:pPr>
+        <w:bidi/>
+        <w:jc w:val="right"/>
+      </w:pPr>
+      <w:r>
+        <w:rPr>
+          <w:b/>
+        </w:rPr>
+        <w:t>ریل پیشرفت معرفی (نسخه ۶.۴.۰).</w:t>
+      </w:r>
+      <w:r>
+        <w:rPr>
+          <w:b w:val="0"/>
+        </w:rPr>
+        <w:t xml:space="preserve"> نوار پیشرفت بالای صفحه به ریل عمودی طلایی در لبه‌ی راست تبدیل شد. مسیر آن کمی تیره‌تر از کاغذ است تا روی کرم و تیره دیده شود، پرشدگی طلاست، و شش نقطه برای شش بخش دارد. طلا فقط خط و نقطه است و هرگز متن نیست. موبایل همان ریل را باریک‌تر و بدون برچسب دارد.</w:t>
+      </w:r>
+    </w:p>
+    <w:p>
+      <w:pPr>
         <w:pStyle w:val="Heading2"/>
         <w:bidi/>
         <w:jc w:val="right"/>
@@ -3276,7 +3294,7 @@
         <w:jc w:val="right"/>
       </w:pPr>
       <w:r>
-        <w:t>۸. تریگرها (نسخه‌ی ۶.۳.۰)</w:t>
+        <w:t>۸. تریگرها (نسخه‌ی ۶.۴.۰)</w:t>
       </w:r>
     </w:p>
     <w:p>
